--- a/docs/analysis/rukovodstvo-administratora-ib.docx
+++ b/docs/analysis/rukovodstvo-administratora-ib.docx
@@ -823,31 +823,19 @@
     </w:p>
     <w:p>
       <w:pPr>
-        <w:pStyle w:val="Heading1"/>
-        <w:pBdr>
-          <w:bottom w:val="single" w:color="9C7A3C" w:sz="8" w:space="4"/>
-        </w:pBdr>
-        <w:spacing w:after="140" w:before="320"/>
-      </w:pPr>
-      <w:r>
-        <w:t xml:space="preserve">5. Защита персональных данных: PII Shield</w:t>
-      </w:r>
-    </w:p>
-    <w:p>
-      <w:pPr>
-        <w:spacing w:after="130"/>
-      </w:pPr>
-      <w:r>
-        <w:t xml:space="preserve">PII Shield — встроенный компонент защиты персональных данных. Автоматически обнаруживает персональные данные в ответах агентов и маскирует их перед выдачей пользователю, без ручной проверки. Все операции маскирования журналируются.</w:t>
-      </w:r>
-    </w:p>
-    <w:p>
-      <w:pPr>
         <w:pStyle w:val="Heading2"/>
         <w:spacing w:after="110" w:before="220"/>
       </w:pPr>
       <w:r>
-        <w:t xml:space="preserve">Три механизма обнаружения одновременно</w:t>
+        <w:t xml:space="preserve">Кейс: как проверить и выдать доступ по домену/коллекции</w:t>
+      </w:r>
+    </w:p>
+    <w:p>
+      <w:pPr>
+        <w:spacing w:after="130"/>
+      </w:pPr>
+      <w:r>
+        <w:t xml:space="preserve">С точки зрения ИБ здесь два разных действия — назначение доступа и проверка того, что он реально соответствует построчным правилам.</w:t>
       </w:r>
     </w:p>
     <w:p>
@@ -864,10 +852,10 @@
           <w:b/>
           <w:bCs/>
         </w:rPr>
-        <w:t xml:space="preserve">Аннотации каталога метаданных</w:t>
-      </w:r>
-      <w:r>
-        <w:t xml:space="preserve"> — основной механизм для структурированных данных: поле, помеченное в каталоге как персональное, маскируется всегда, по факту разметки, без разбора содержимого.</w:t>
+        <w:t xml:space="preserve">Назначение коллекции пользователю</w:t>
+      </w:r>
+      <w:r>
+        <w:t xml:space="preserve"> — «Пользователи и доступ» → карточка пользователя → «Доступ к данным» → «Добавить коллекцию» → выбрать из списка → «Сохранить». Действует немедленно, без перезапуска и без прерывания уже открытой сессии — ограничение или расширение доступа применится со следующего запроса пользователя.</w:t>
       </w:r>
     </w:p>
     <w:p>
@@ -884,10 +872,10 @@
           <w:b/>
           <w:bCs/>
         </w:rPr>
-        <w:t xml:space="preserve">Формальные правила для типизированных идентификаторов</w:t>
-      </w:r>
-      <w:r>
-        <w:t xml:space="preserve"> — свыше 250 встроенных правил (телефон, email, ИНН, СНИЛС, паспорт, банковские карты/счета, ОГРН, IBAN, VIN, даты рождения, IP-адреса, госномера, токены доступа), с проверкой контрольных соотношений для 6 типов — это исключает ложные срабатывания на похожих по формату числах.</w:t>
+        <w:t xml:space="preserve">Отзыв</w:t>
+      </w:r>
+      <w:r>
+        <w:t xml:space="preserve"> — тем же путём, «Отозвать» у нужной коллекции. Тоже немедленно, с той же оговоркой про уже открытую сессию.</w:t>
       </w:r>
     </w:p>
     <w:p>
@@ -896,6 +884,155 @@
         <w:numPr>
           <w:ilvl w:val="0"/>
           <w:numId w:val="3"/>
+        </w:numPr>
+        <w:spacing w:after="90"/>
+      </w:pPr>
+      <w:r>
+        <w:rPr>
+          <w:b/>
+          <w:bCs/>
+        </w:rPr>
+        <w:t xml:space="preserve">Массовое назначение «на команду» не предусмотрено</w:t>
+      </w:r>
+      <w:r>
+        <w:t xml:space="preserve"> — доступ к коллекциям выдаётся индивидуально каждому пользователю, даже если все они в одном подразделении. Подразделение (команда) в Каталоге — это группировка для аудита и, опционально, область бюджета, не единица прав на данные.</w:t>
+      </w:r>
+    </w:p>
+    <w:p>
+      <w:pPr>
+        <w:pStyle w:val="ListParagraph"/>
+        <w:numPr>
+          <w:ilvl w:val="0"/>
+          <w:numId w:val="3"/>
+        </w:numPr>
+        <w:spacing w:after="90"/>
+      </w:pPr>
+      <w:r>
+        <w:rPr>
+          <w:b/>
+          <w:bCs/>
+        </w:rPr>
+        <w:t xml:space="preserve">Периодический аудит по коллекции</w:t>
+      </w:r>
+      <w:r>
+        <w:t xml:space="preserve"> — «Источники данных» → нужная коллекция → «Пользователи»: список всех, у кого есть к ней доступ. Используется для регулярной проверки (раздел 9) — что доступ к чувствительным коллекциям соответствует текущим должностям.</w:t>
+      </w:r>
+    </w:p>
+    <w:p>
+      <w:pPr>
+        <w:pStyle w:val="ListParagraph"/>
+        <w:numPr>
+          <w:ilvl w:val="0"/>
+          <w:numId w:val="3"/>
+        </w:numPr>
+        <w:spacing w:after="90"/>
+      </w:pPr>
+      <w:r>
+        <w:rPr>
+          <w:b/>
+          <w:bCs/>
+        </w:rPr>
+        <w:t xml:space="preserve">Построчный доступ проверять отдельно</w:t>
+      </w:r>
+      <w:r>
+        <w:t xml:space="preserve"> — сами правила (Rego, из бизнес-доменов каталога) администратор ИБ не редактирует; для проверки, что фильтр реально применяется к конкретному домену, используется предпросмотр «как будет выглядеть выборка под такой-то ролью» и «Карта покрытия» (раздел «Управление данными» общего руководства администратора) — показывает, какие таблицы/колонки уже покрыты правилами, а какие ещё нет.</w:t>
+      </w:r>
+    </w:p>
+    <w:p>
+      <w:pPr>
+        <w:pBdr>
+          <w:left w:val="single" w:color="9C7A3C" w:sz="18" w:space="8"/>
+        </w:pBdr>
+        <w:shd w:fill="F3ECDD" w:val="clear"/>
+        <w:spacing w:after="160" w:before="60"/>
+        <w:ind w:left="260"/>
+      </w:pPr>
+      <w:r>
+        <w:rPr>
+          <w:b/>
+          <w:bCs/>
+        </w:rPr>
+        <w:t xml:space="preserve">Важно.</w:t>
+      </w:r>
+      <w:r>
+        <w:t xml:space="preserve"> Назначение коллекции (шаг 1) и построчный доступ внутри неё (шаг 5) — независимые слои. Выдать пользователю коллекцию и ожидать, что построчные правила автоматически «подхватят» нового человека, нельзя проверить на глаз — оба слоя стоит сверять по отдельности, особенно для коллекций с чувствительными данными.</w:t>
+      </w:r>
+    </w:p>
+    <w:p>
+      <w:pPr>
+        <w:pStyle w:val="Heading1"/>
+        <w:pBdr>
+          <w:bottom w:val="single" w:color="9C7A3C" w:sz="8" w:space="4"/>
+        </w:pBdr>
+        <w:spacing w:after="140" w:before="320"/>
+      </w:pPr>
+      <w:r>
+        <w:t xml:space="preserve">5. Защита персональных данных: PII Shield</w:t>
+      </w:r>
+    </w:p>
+    <w:p>
+      <w:pPr>
+        <w:spacing w:after="130"/>
+      </w:pPr>
+      <w:r>
+        <w:t xml:space="preserve">PII Shield — встроенный компонент защиты персональных данных. Автоматически обнаруживает персональные данные в ответах агентов и маскирует их перед выдачей пользователю, без ручной проверки. Все операции маскирования журналируются.</w:t>
+      </w:r>
+    </w:p>
+    <w:p>
+      <w:pPr>
+        <w:pStyle w:val="Heading2"/>
+        <w:spacing w:after="110" w:before="220"/>
+      </w:pPr>
+      <w:r>
+        <w:t xml:space="preserve">Три механизма обнаружения одновременно</w:t>
+      </w:r>
+    </w:p>
+    <w:p>
+      <w:pPr>
+        <w:pStyle w:val="ListParagraph"/>
+        <w:numPr>
+          <w:ilvl w:val="0"/>
+          <w:numId w:val="4"/>
+        </w:numPr>
+        <w:spacing w:after="90"/>
+      </w:pPr>
+      <w:r>
+        <w:rPr>
+          <w:b/>
+          <w:bCs/>
+        </w:rPr>
+        <w:t xml:space="preserve">Аннотации каталога метаданных</w:t>
+      </w:r>
+      <w:r>
+        <w:t xml:space="preserve"> — основной механизм для структурированных данных: поле, помеченное в каталоге как персональное, маскируется всегда, по факту разметки, без разбора содержимого.</w:t>
+      </w:r>
+    </w:p>
+    <w:p>
+      <w:pPr>
+        <w:pStyle w:val="ListParagraph"/>
+        <w:numPr>
+          <w:ilvl w:val="0"/>
+          <w:numId w:val="4"/>
+        </w:numPr>
+        <w:spacing w:after="90"/>
+      </w:pPr>
+      <w:r>
+        <w:rPr>
+          <w:b/>
+          <w:bCs/>
+        </w:rPr>
+        <w:t xml:space="preserve">Формальные правила для типизированных идентификаторов</w:t>
+      </w:r>
+      <w:r>
+        <w:t xml:space="preserve"> — свыше 250 встроенных правил (телефон, email, ИНН, СНИЛС, паспорт, банковские карты/счета, ОГРН, IBAN, VIN, даты рождения, IP-адреса, госномера, токены доступа), с проверкой контрольных соотношений для 6 типов — это исключает ложные срабатывания на похожих по формату числах.</w:t>
+      </w:r>
+    </w:p>
+    <w:p>
+      <w:pPr>
+        <w:pStyle w:val="ListParagraph"/>
+        <w:numPr>
+          <w:ilvl w:val="0"/>
+          <w:numId w:val="4"/>
         </w:numPr>
         <w:spacing w:after="90"/>
       </w:pPr>
@@ -3295,68 +3432,12 @@
         <w:pStyle w:val="ListParagraph"/>
         <w:numPr>
           <w:ilvl w:val="0"/>
-          <w:numId w:val="4"/>
+          <w:numId w:val="5"/>
         </w:numPr>
         <w:spacing w:after="90"/>
       </w:pPr>
       <w:r>
         <w:t xml:space="preserve">Немедленно заблокировать учётную запись через карточку пользователя.</w:t>
-      </w:r>
-    </w:p>
-    <w:p>
-      <w:pPr>
-        <w:pStyle w:val="ListParagraph"/>
-        <w:numPr>
-          <w:ilvl w:val="0"/>
-          <w:numId w:val="4"/>
-        </w:numPr>
-        <w:spacing w:after="90"/>
-      </w:pPr>
-      <w:r>
-        <w:t xml:space="preserve">Проверить историю активности за последние 7 дней — необычное время входа, нетипичные коллекции, массовые запросы данных, попытки изменения настроек.</w:t>
-      </w:r>
-    </w:p>
-    <w:p>
-      <w:pPr>
-        <w:pStyle w:val="ListParagraph"/>
-        <w:numPr>
-          <w:ilvl w:val="0"/>
-          <w:numId w:val="4"/>
-        </w:numPr>
-        <w:spacing w:after="90"/>
-      </w:pPr>
-      <w:r>
-        <w:t xml:space="preserve">Экспортировать журнал аудита за период, зафиксировать IP-адреса, время и характер запросов, передать материалы в службу ИБ организации.</w:t>
-      </w:r>
-    </w:p>
-    <w:p>
-      <w:pPr>
-        <w:pStyle w:val="ListParagraph"/>
-        <w:numPr>
-          <w:ilvl w:val="0"/>
-          <w:numId w:val="4"/>
-        </w:numPr>
-        <w:spacing w:after="90"/>
-      </w:pPr>
-      <w:r>
-        <w:t xml:space="preserve">После расследования — разблокировать со сбросом пароля, если инцидент не подтверждён; оставить заблокированной и завести новую учётную запись, если компрометация подтверждена.</w:t>
-      </w:r>
-    </w:p>
-    <w:p>
-      <w:pPr>
-        <w:pStyle w:val="Heading2"/>
-        <w:spacing w:after="110" w:before="220"/>
-      </w:pPr>
-      <w:r>
-        <w:t xml:space="preserve">Обнаружение утечки данных через поиск</w:t>
-      </w:r>
-    </w:p>
-    <w:p>
-      <w:pPr>
-        <w:spacing w:after="130"/>
-      </w:pPr>
-      <w:r>
-        <w:t xml:space="preserve">Признаки: необычно большое число обращений к одной коллекции, систематические запросы вида «перечисли все записи», запросы на данные вне рабочих задач пользователя.</w:t>
       </w:r>
     </w:p>
     <w:p>
@@ -3369,7 +3450,7 @@
         <w:spacing w:after="90"/>
       </w:pPr>
       <w:r>
-        <w:t xml:space="preserve">Проверить журнал аудита по подозреваемому пользователю (тип: доступ к данным, результат: успех).</w:t>
+        <w:t xml:space="preserve">Проверить историю активности за последние 7 дней — необычное время входа, нетипичные коллекции, массовые запросы данных, попытки изменения настроек.</w:t>
       </w:r>
     </w:p>
     <w:p>
@@ -3382,7 +3463,7 @@
         <w:spacing w:after="90"/>
       </w:pPr>
       <w:r>
-        <w:t xml:space="preserve">Временно отозвать доступ к коллекции.</w:t>
+        <w:t xml:space="preserve">Экспортировать журнал аудита за период, зафиксировать IP-адреса, время и характер запросов, передать материалы в службу ИБ организации.</w:t>
       </w:r>
     </w:p>
     <w:p>
@@ -3395,30 +3476,7 @@
         <w:spacing w:after="90"/>
       </w:pPr>
       <w:r>
-        <w:t xml:space="preserve">Проверить журнал маскирования PII Shield — были ли в ответах обнаружены персональные данные и применено ли маскирование.</w:t>
-      </w:r>
-    </w:p>
-    <w:p>
-      <w:pPr>
-        <w:pStyle w:val="ListParagraph"/>
-        <w:numPr>
-          <w:ilvl w:val="0"/>
-          <w:numId w:val="5"/>
-        </w:numPr>
-        <w:spacing w:after="90"/>
-      </w:pPr>
-      <w:r>
-        <w:t xml:space="preserve">Эскалировать: передать экспортированные журналы в службу ИБ. При подтверждённой утечке персональных данных — уведомить ответственного за ПДн в организации согласно внутреннему регламенту и требованиям ФЗ-152: </w:t>
-      </w:r>
-      <w:r>
-        <w:rPr>
-          <w:b/>
-          <w:bCs/>
-        </w:rPr>
-        <w:t xml:space="preserve">уведомление Роскомнадзора в течение 24 часов</w:t>
-      </w:r>
-      <w:r>
-        <w:t xml:space="preserve"> с момента обнаружения. Это требование закона, не рекомендация.</w:t>
+        <w:t xml:space="preserve">После расследования — разблокировать со сбросом пароля, если инцидент не подтверждён; оставить заблокированной и завести новую учётную запись, если компрометация подтверждена.</w:t>
       </w:r>
     </w:p>
     <w:p>
@@ -3427,7 +3485,7 @@
         <w:spacing w:after="110" w:before="220"/>
       </w:pPr>
       <w:r>
-        <w:t xml:space="preserve">Обнаружение попытки внедрения инструкций (prompt injection)</w:t>
+        <w:t xml:space="preserve">Обнаружение утечки данных через поиск</w:t>
       </w:r>
     </w:p>
     <w:p>
@@ -3435,7 +3493,7 @@
         <w:spacing w:after="130"/>
       </w:pPr>
       <w:r>
-        <w:t xml:space="preserve">Признаки в журнале: запросы, содержащие инструкции агенту («забудь предыдущие инструкции», «действуй как», «игнорируй ограничения»); нетипичные ответы агента; запросы, пытающиеся выяснить системный промпт.</w:t>
+        <w:t xml:space="preserve">Признаки: необычно большое число обращений к одной коллекции, систематические запросы вида «перечисли все записи», запросы на данные вне рабочих задач пользователя.</w:t>
       </w:r>
     </w:p>
     <w:p>
@@ -3448,7 +3506,7 @@
         <w:spacing w:after="90"/>
       </w:pPr>
       <w:r>
-        <w:t xml:space="preserve">Найти подозрительные запросы в журнале аудита (поиск по ключевым словам вида «inject», «ignore», «system prompt»).</w:t>
+        <w:t xml:space="preserve">Проверить журнал аудита по подозреваемому пользователю (тип: доступ к данным, результат: успех).</w:t>
       </w:r>
     </w:p>
     <w:p>
@@ -3461,7 +3519,7 @@
         <w:spacing w:after="90"/>
       </w:pPr>
       <w:r>
-        <w:t xml:space="preserve">Заблокировать пользователя при подтверждении.</w:t>
+        <w:t xml:space="preserve">Временно отозвать доступ к коллекции.</w:t>
       </w:r>
     </w:p>
     <w:p>
@@ -3470,6 +3528,85 @@
         <w:numPr>
           <w:ilvl w:val="0"/>
           <w:numId w:val="6"/>
+        </w:numPr>
+        <w:spacing w:after="90"/>
+      </w:pPr>
+      <w:r>
+        <w:t xml:space="preserve">Проверить журнал маскирования PII Shield — были ли в ответах обнаружены персональные данные и применено ли маскирование.</w:t>
+      </w:r>
+    </w:p>
+    <w:p>
+      <w:pPr>
+        <w:pStyle w:val="ListParagraph"/>
+        <w:numPr>
+          <w:ilvl w:val="0"/>
+          <w:numId w:val="6"/>
+        </w:numPr>
+        <w:spacing w:after="90"/>
+      </w:pPr>
+      <w:r>
+        <w:t xml:space="preserve">Эскалировать: передать экспортированные журналы в службу ИБ. При подтверждённой утечке персональных данных — уведомить ответственного за ПДн в организации согласно внутреннему регламенту и требованиям ФЗ-152: </w:t>
+      </w:r>
+      <w:r>
+        <w:rPr>
+          <w:b/>
+          <w:bCs/>
+        </w:rPr>
+        <w:t xml:space="preserve">уведомление Роскомнадзора в течение 24 часов</w:t>
+      </w:r>
+      <w:r>
+        <w:t xml:space="preserve"> с момента обнаружения. Это требование закона, не рекомендация.</w:t>
+      </w:r>
+    </w:p>
+    <w:p>
+      <w:pPr>
+        <w:pStyle w:val="Heading2"/>
+        <w:spacing w:after="110" w:before="220"/>
+      </w:pPr>
+      <w:r>
+        <w:t xml:space="preserve">Обнаружение попытки внедрения инструкций (prompt injection)</w:t>
+      </w:r>
+    </w:p>
+    <w:p>
+      <w:pPr>
+        <w:spacing w:after="130"/>
+      </w:pPr>
+      <w:r>
+        <w:t xml:space="preserve">Признаки в журнале: запросы, содержащие инструкции агенту («забудь предыдущие инструкции», «действуй как», «игнорируй ограничения»); нетипичные ответы агента; запросы, пытающиеся выяснить системный промпт.</w:t>
+      </w:r>
+    </w:p>
+    <w:p>
+      <w:pPr>
+        <w:pStyle w:val="ListParagraph"/>
+        <w:numPr>
+          <w:ilvl w:val="0"/>
+          <w:numId w:val="7"/>
+        </w:numPr>
+        <w:spacing w:after="90"/>
+      </w:pPr>
+      <w:r>
+        <w:t xml:space="preserve">Найти подозрительные запросы в журнале аудита (поиск по ключевым словам вида «inject», «ignore», «system prompt»).</w:t>
+      </w:r>
+    </w:p>
+    <w:p>
+      <w:pPr>
+        <w:pStyle w:val="ListParagraph"/>
+        <w:numPr>
+          <w:ilvl w:val="0"/>
+          <w:numId w:val="7"/>
+        </w:numPr>
+        <w:spacing w:after="90"/>
+      </w:pPr>
+      <w:r>
+        <w:t xml:space="preserve">Заблокировать пользователя при подтверждении.</w:t>
+      </w:r>
+    </w:p>
+    <w:p>
+      <w:pPr>
+        <w:pStyle w:val="ListParagraph"/>
+        <w:numPr>
+          <w:ilvl w:val="0"/>
+          <w:numId w:val="7"/>
         </w:numPr>
         <w:spacing w:after="90"/>
       </w:pPr>
@@ -9065,6 +9202,18 @@
     </w:lvl>
   </w:abstractNum>
   <w:abstractNum w:abstractNumId="6" w15:restartNumberingAfterBreak="0">
+    <w:multiLevelType w:val="hybridMultilevel"/>
+    <w:lvl w:ilvl="0" w15:tentative="1">
+      <w:start w:val="1"/>
+      <w:numFmt w:val="decimal"/>
+      <w:lvlText w:val="%1."/>
+      <w:lvlJc w:val="start"/>
+      <w:pPr>
+        <w:ind w:left="450" w:hanging="260"/>
+      </w:pPr>
+    </w:lvl>
+  </w:abstractNum>
+  <w:abstractNum w:abstractNumId="7" w15:restartNumberingAfterBreak="0">
     <w:multiLevelType w:val="hybridMultilevel"/>
     <w:lvl w:ilvl="0" w15:tentative="1">
       <w:start w:val="1"/>
@@ -9108,6 +9257,12 @@
   </w:num>
   <w:num w:numId="6">
     <w:abstractNumId w:val="6"/>
+    <w:lvlOverride w:ilvl="0">
+      <w:startOverride w:val="1"/>
+    </w:lvlOverride>
+  </w:num>
+  <w:num w:numId="7">
+    <w:abstractNumId w:val="7"/>
     <w:lvlOverride w:ilvl="0">
       <w:startOverride w:val="1"/>
     </w:lvlOverride>

--- a/docs/analysis/rukovodstvo-administratora-ib.docx
+++ b/docs/analysis/rukovodstvo-administratora-ib.docx
@@ -1067,6 +1067,26 @@
     </w:p>
     <w:p>
       <w:pPr>
+        <w:pBdr>
+          <w:left w:val="single" w:color="9C7A3C" w:sz="18" w:space="8"/>
+        </w:pBdr>
+        <w:shd w:fill="F3ECDD" w:val="clear"/>
+        <w:spacing w:after="160" w:before="60"/>
+        <w:ind w:left="260"/>
+      </w:pPr>
+      <w:r>
+        <w:rPr>
+          <w:b/>
+          <w:bCs/>
+        </w:rPr>
+        <w:t xml:space="preserve">Модель NER и дообучение.</w:t>
+      </w:r>
+      <w:r>
+        <w:t xml:space="preserve"> NER-слой построен на GLiNER (паспорт безопасности разработчика указывает bge-m3 — вероятно, эта модель используется на другом этапе конвейера, не для самого NER). GLiNER архитектурно поддерживает дообучение под терминологию заказчика через LoRA-адаптеры; по состоянию на разговор с разработчиком (25.08.2026) в системе есть только предварительные заготовки под это, доработка до готовой к использованию функции не завершена — не предлагать заказчику как уже доступную возможность, уточнять срок готовности у команды платформы отдельно.</w:t>
+      </w:r>
+    </w:p>
+    <w:p>
+      <w:pPr>
         <w:pStyle w:val="Heading2"/>
         <w:spacing w:after="110" w:before="220"/>
       </w:pPr>
@@ -9159,7 +9179,7 @@
       <w:start w:val="1"/>
       <w:numFmt w:val="decimal"/>
       <w:lvlText w:val="%1."/>
-      <w:lvlJc w:val="start"/>
+      <w:lvlJc w:val="left"/>
       <w:pPr>
         <w:ind w:left="450" w:hanging="260"/>
       </w:pPr>
@@ -9171,7 +9191,7 @@
       <w:start w:val="1"/>
       <w:numFmt w:val="decimal"/>
       <w:lvlText w:val="%1."/>
-      <w:lvlJc w:val="start"/>
+      <w:lvlJc w:val="left"/>
       <w:pPr>
         <w:ind w:left="450" w:hanging="260"/>
       </w:pPr>
@@ -9183,7 +9203,7 @@
       <w:start w:val="1"/>
       <w:numFmt w:val="decimal"/>
       <w:lvlText w:val="%1."/>
-      <w:lvlJc w:val="start"/>
+      <w:lvlJc w:val="left"/>
       <w:pPr>
         <w:ind w:left="450" w:hanging="260"/>
       </w:pPr>
@@ -9195,7 +9215,7 @@
       <w:start w:val="1"/>
       <w:numFmt w:val="decimal"/>
       <w:lvlText w:val="%1."/>
-      <w:lvlJc w:val="start"/>
+      <w:lvlJc w:val="left"/>
       <w:pPr>
         <w:ind w:left="450" w:hanging="260"/>
       </w:pPr>
@@ -9207,7 +9227,7 @@
       <w:start w:val="1"/>
       <w:numFmt w:val="decimal"/>
       <w:lvlText w:val="%1."/>
-      <w:lvlJc w:val="start"/>
+      <w:lvlJc w:val="left"/>
       <w:pPr>
         <w:ind w:left="450" w:hanging="260"/>
       </w:pPr>
@@ -9219,7 +9239,7 @@
       <w:start w:val="1"/>
       <w:numFmt w:val="decimal"/>
       <w:lvlText w:val="%1."/>
-      <w:lvlJc w:val="start"/>
+      <w:lvlJc w:val="left"/>
       <w:pPr>
         <w:ind w:left="450" w:hanging="260"/>
       </w:pPr>
@@ -9276,8 +9296,8 @@
     <w:rPrDefault>
       <w:rPr>
         <w:rFonts w:ascii="Calibri" w:cs="Calibri" w:eastAsia="Calibri" w:hAnsi="Calibri"/>
-        <w:sz w:val="21"/>
-        <w:szCs w:val="21"/>
+        <w:sz w:val="22"/>
+        <w:szCs w:val="22"/>
       </w:rPr>
     </w:rPrDefault>
     <w:pPrDefault/>
